--- a/관절 위치 정보 기반 운동 동작 분류 및 성능 및 오분류 패턴 비교 분석_논문포맷적용본.docx
+++ b/관절 위치 정보 기반 운동 동작 분류 및 성능 및 오분류 패턴 비교 분석_논문포맷적용본.docx
@@ -198,6 +198,16 @@
           <w:szCs w:val="20"/>
         </w:rPr>
         <w:t xml:space="preserve">본 연구에서 사용한 데이터는 AI-Hub 피트니스 자세 이미지 데이터셋이다. 해당 데이터셋은 운동 이미지 및 자세 주석 정보를 포함하며, 본 연구에서는 중복 입력을 줄이고 3차원 관절 정보를 활용하기 위해 -3d.json 파일만 사용하였다.</w:t>
+      </w:r>
+    </w:p>
+    <w:p>
+      <w:r>
+        <w:rPr>
+          <w:rFonts w:ascii="Times New Roman" w:hAnsi="Times New Roman" w:eastAsia="Times New Roman" w:cs="Times New Roman"/>
+          <w:sz w:val="20"/>
+          <w:szCs w:val="20"/>
+        </w:rPr>
+        <w:t xml:space="preserve">이 연구는 과학기술정보통신부의 재원으로 한국지능정보사회진흥원의 지원을 받아 구축된 "피트니스 자세 이미지 데이터셋"을 활용하여 수행된 연구이다. 본 연구에 활용된 데이터는 AI 허브(aihub.or.kr)에서 다운로드 받을 수 있다.</w:t>
       </w:r>
     </w:p>
     <w:p>
@@ -412,7 +422,7 @@
                     <pic:cNvPicPr/>
                   </pic:nvPicPr>
                   <pic:blipFill>
-                    <a:blip r:embed="rId17"/>
+                    <a:blip r:embed="rId33"/>
                     <a:stretch>
                       <a:fillRect/>
                     </a:stretch>
@@ -469,7 +479,7 @@
                     <pic:cNvPicPr/>
                   </pic:nvPicPr>
                   <pic:blipFill>
-                    <a:blip r:embed="rId18"/>
+                    <a:blip r:embed="rId34"/>
                     <a:stretch>
                       <a:fillRect/>
                     </a:stretch>
@@ -4671,7 +4681,7 @@
                     <pic:cNvPicPr/>
                   </pic:nvPicPr>
                   <pic:blipFill>
-                    <a:blip r:embed="rId19"/>
+                    <a:blip r:embed="rId35"/>
                     <a:stretch>
                       <a:fillRect/>
                     </a:stretch>
@@ -5795,7 +5805,7 @@
                     <pic:cNvPicPr/>
                   </pic:nvPicPr>
                   <pic:blipFill>
-                    <a:blip r:embed="rId20"/>
+                    <a:blip r:embed="rId36"/>
                     <a:stretch>
                       <a:fillRect/>
                     </a:stretch>
@@ -5852,7 +5862,7 @@
                     <pic:cNvPicPr/>
                   </pic:nvPicPr>
                   <pic:blipFill>
-                    <a:blip r:embed="rId21"/>
+                    <a:blip r:embed="rId37"/>
                     <a:stretch>
                       <a:fillRect/>
                     </a:stretch>
@@ -5909,7 +5919,7 @@
                     <pic:cNvPicPr/>
                   </pic:nvPicPr>
                   <pic:blipFill>
-                    <a:blip r:embed="rId22"/>
+                    <a:blip r:embed="rId38"/>
                     <a:stretch>
                       <a:fillRect/>
                     </a:stretch>
@@ -7484,7 +7494,7 @@
                     <pic:cNvPicPr/>
                   </pic:nvPicPr>
                   <pic:blipFill>
-                    <a:blip r:embed="rId23"/>
+                    <a:blip r:embed="rId39"/>
                     <a:stretch>
                       <a:fillRect/>
                     </a:stretch>
@@ -7541,7 +7551,7 @@
                     <pic:cNvPicPr/>
                   </pic:nvPicPr>
                   <pic:blipFill>
-                    <a:blip r:embed="rId24"/>
+                    <a:blip r:embed="rId40"/>
                     <a:stretch>
                       <a:fillRect/>
                     </a:stretch>
@@ -7628,53 +7638,159 @@
       </w:r>
     </w:p>
     <w:p>
+      <w:pPr>
+        <w:ind w:left="720" w:hanging="360"/>
+      </w:pPr>
       <w:r>
         <w:rPr>
           <w:rFonts w:ascii="Times New Roman" w:hAnsi="Times New Roman" w:eastAsia="Times New Roman" w:cs="Times New Roman"/>
           <w:sz w:val="18"/>
           <w:szCs w:val="18"/>
         </w:rPr>
-        <w:t xml:space="preserve">Cortes, C., &amp; Vapnik, V. (1995). Support-vector networks. Machine Learning, 20, 273-297.</w:t>
+        <w:t xml:space="preserve">[1]  S. Yan, Y. Xiong, and D. Lin, “Spatial Temporal Graph Convolutional Networks for Skeleton-Based Action Recognition,” Proceedings of the AAAI Conference on Artificial Intelligence, 2018.</w:t>
       </w:r>
     </w:p>
     <w:p>
+      <w:pPr>
+        <w:ind w:left="720" w:hanging="360"/>
+      </w:pPr>
       <w:r>
         <w:rPr>
           <w:rFonts w:ascii="Times New Roman" w:hAnsi="Times New Roman" w:eastAsia="Times New Roman" w:cs="Times New Roman"/>
           <w:sz w:val="18"/>
           <w:szCs w:val="18"/>
         </w:rPr>
-        <w:t xml:space="preserve">Chen, T., &amp; Guestrin, C. (2016). XGBoost: A scalable tree boosting system. Proceedings of KDD.</w:t>
+        <w:t xml:space="preserve">[2]  P. Lee, T.-B. Chen, H.-Y. Lin, L.-R. Yeh, C.-H. Liu, and Y.-L. Chen, “Integrating OpenPose and SVM for Quantitative Postural Analysis in Young Adults: A Temporal-Spatial Approach,” Bioengineering, vol. 11, no. 6, 548, 2024, doi: 10.3390/bioengineering11060548.</w:t>
       </w:r>
     </w:p>
     <w:p>
+      <w:pPr>
+        <w:ind w:left="720" w:hanging="360"/>
+      </w:pPr>
       <w:r>
         <w:rPr>
           <w:rFonts w:ascii="Times New Roman" w:hAnsi="Times New Roman" w:eastAsia="Times New Roman" w:cs="Times New Roman"/>
           <w:sz w:val="18"/>
           <w:szCs w:val="18"/>
         </w:rPr>
-        <w:t xml:space="preserve">Kipf, T. N., &amp; Welling, M. (2017). Semi-supervised classification with graph convolutional networks. ICLR.</w:t>
+        <w:t xml:space="preserve">[3]  C. Zhang, L. Liu, M. Yao, W. Chen, D. Chen, and Y. Wu, “HSiPu2 - A New Human Physical Fitness Action Dataset for Recognition and 3D Reconstruction Evaluation,” Proceedings of the IEEE/CVF Conference on Computer Vision and Pattern Recognition Workshops, 2021.</w:t>
       </w:r>
     </w:p>
     <w:p>
+      <w:pPr>
+        <w:ind w:left="720" w:hanging="360"/>
+      </w:pPr>
       <w:r>
         <w:rPr>
           <w:rFonts w:ascii="Times New Roman" w:hAnsi="Times New Roman" w:eastAsia="Times New Roman" w:cs="Times New Roman"/>
           <w:sz w:val="18"/>
           <w:szCs w:val="18"/>
         </w:rPr>
-        <w:t xml:space="preserve">Vaswani, A. et al. (2017). Attention is all you need. NeurIPS.</w:t>
+        <w:t xml:space="preserve">[4]  M. Kang and J. Kang, “인체 골격 정보를 이용한 Multiclass SVM 기반의 자세 인식 분류 기법,” Proceedings of the Korean Society of Broadcast Engineers Conference, Korea, 2015.</w:t>
       </w:r>
     </w:p>
     <w:p>
+      <w:pPr>
+        <w:ind w:left="720" w:hanging="360"/>
+      </w:pPr>
       <w:r>
         <w:rPr>
           <w:rFonts w:ascii="Times New Roman" w:hAnsi="Times New Roman" w:eastAsia="Times New Roman" w:cs="Times New Roman"/>
           <w:sz w:val="18"/>
           <w:szCs w:val="18"/>
         </w:rPr>
-        <w:t xml:space="preserve">AI-Hub. 피트니스 자세 이미지 데이터셋.</w:t>
+        <w:t xml:space="preserve">[5]  J. Shin, Y. Park, and T. Lee, “운동 자세 분류 모델 제작에 관한 연구,” The Study for Modeling Work-Out Pose Classification.</w:t>
+      </w:r>
+    </w:p>
+    <w:p>
+      <w:pPr>
+        <w:ind w:left="720" w:hanging="360"/>
+      </w:pPr>
+      <w:r>
+        <w:rPr>
+          <w:rFonts w:ascii="Times New Roman" w:hAnsi="Times New Roman" w:eastAsia="Times New Roman" w:cs="Times New Roman"/>
+          <w:sz w:val="18"/>
+          <w:szCs w:val="18"/>
+        </w:rPr>
+        <w:t xml:space="preserve">[6]  J. M. Kang, S. Park, Y. S. Kim, and J. K. Gahm, “홈 트레이닝을 위한 운동 동작 분류 및 교정 시스템,” Journal of the Korea Institute of Information and Communication Engineering, vol. 25, no. 9, pp. 1183-1189, 2021.</w:t>
+      </w:r>
+    </w:p>
+    <w:p>
+      <w:pPr>
+        <w:ind w:left="720" w:hanging="360"/>
+      </w:pPr>
+      <w:r>
+        <w:rPr>
+          <w:rFonts w:ascii="Times New Roman" w:hAnsi="Times New Roman" w:eastAsia="Times New Roman" w:cs="Times New Roman"/>
+          <w:sz w:val="18"/>
+          <w:szCs w:val="18"/>
+        </w:rPr>
+        <w:t xml:space="preserve">[7]  C. Cortes and V. Vapnik, “Support-vector networks,” Machine Learning, vol. 20, pp. 273-297, 1995.</w:t>
+      </w:r>
+    </w:p>
+    <w:p>
+      <w:pPr>
+        <w:ind w:left="720" w:hanging="360"/>
+      </w:pPr>
+      <w:r>
+        <w:rPr>
+          <w:rFonts w:ascii="Times New Roman" w:hAnsi="Times New Roman" w:eastAsia="Times New Roman" w:cs="Times New Roman"/>
+          <w:sz w:val="18"/>
+          <w:szCs w:val="18"/>
+        </w:rPr>
+        <w:t xml:space="preserve">[8]  T. Chen and C. Guestrin, “XGBoost: A scalable tree boosting system,” Proceedings of the ACM SIGKDD International Conference on Knowledge Discovery and Data Mining, pp. 785-794, 2016.</w:t>
+      </w:r>
+    </w:p>
+    <w:p>
+      <w:pPr>
+        <w:ind w:left="720" w:hanging="360"/>
+      </w:pPr>
+      <w:r>
+        <w:rPr>
+          <w:rFonts w:ascii="Times New Roman" w:hAnsi="Times New Roman" w:eastAsia="Times New Roman" w:cs="Times New Roman"/>
+          <w:sz w:val="18"/>
+          <w:szCs w:val="18"/>
+        </w:rPr>
+        <w:t xml:space="preserve">[9]  T. N. Kipf and M. Welling, “Semi-supervised classification with graph convolutional networks,” International Conference on Learning Representations, 2017.</w:t>
+      </w:r>
+    </w:p>
+    <w:p>
+      <w:pPr>
+        <w:ind w:left="720" w:hanging="360"/>
+      </w:pPr>
+      <w:r>
+        <w:rPr>
+          <w:rFonts w:ascii="Times New Roman" w:hAnsi="Times New Roman" w:eastAsia="Times New Roman" w:cs="Times New Roman"/>
+          <w:sz w:val="18"/>
+          <w:szCs w:val="18"/>
+        </w:rPr>
+        <w:t xml:space="preserve">[10]  A. Vaswani et al., “Attention is all you need,” Advances in Neural Information Processing Systems, 2017.</w:t>
+      </w:r>
+    </w:p>
+    <w:p>
+      <w:pPr>
+        <w:ind w:left="720" w:hanging="360"/>
+      </w:pPr>
+      <w:r>
+        <w:rPr>
+          <w:rFonts w:ascii="Times New Roman" w:hAnsi="Times New Roman" w:eastAsia="Times New Roman" w:cs="Times New Roman"/>
+          <w:sz w:val="18"/>
+          <w:szCs w:val="18"/>
+        </w:rPr>
+        <w:t xml:space="preserve">[11]  AI-Hub, “피트니스 자세 이미지 데이터셋,” AI-Hub.</w:t>
+      </w:r>
+    </w:p>
+    <w:p>
+      <w:pPr>
+        <w:ind w:left="720" w:hanging="360"/>
+      </w:pPr>
+      <w:r>
+        <w:rPr>
+          <w:rFonts w:ascii="Times New Roman" w:hAnsi="Times New Roman" w:eastAsia="Times New Roman" w:cs="Times New Roman"/>
+          <w:sz w:val="18"/>
+          <w:szCs w:val="18"/>
+        </w:rPr>
+        <w:t xml:space="preserve">[12]  AI-Hub, “자주찾는질문: 논문 작성 시 주의해야 할 이용정책과 명시 문구,” [Online]. Available: https://aihub.or.kr/aihubnews/faq/list.do</w:t>
       </w:r>
     </w:p>
     <w:sectPr>
